--- a/library/_deliverables/deploy-third-party-pfx-certificate-mobile-intune/PFXMOB-Solution.docx
+++ b/library/_deliverables/deploy-third-party-pfx-certificate-mobile-intune/PFXMOB-Solution.docx
@@ -2015,7 +2015,7 @@
         <w:t>every</w:t>
       </w:r>
       <w:r>
-        <w:t xml:space="preserve"> Phoenixtekk solution in the </w:t>
+        <w:t xml:space="preserve"> solution in the </w:t>
       </w:r>
       <w:r>
         <w:rPr>
@@ -2325,7 +2325,7 @@
         <w:t>Why:</w:t>
       </w:r>
       <w:r>
-        <w:t xml:space="preserve"> Every Phoenixtekk solution is piloted before fleet rollout. </w:t>
+        <w:t xml:space="preserve"> Every solution is piloted before fleet rollout. </w:t>
       </w:r>
       <w:r>
         <w:rPr>
@@ -2523,7 +2523,7 @@
         <w:rPr>
           <w:b/>
         </w:rPr>
-        <w:t>The Phoenixtekk deployment model (all solutions):</w:t>
+        <w:t>The standard deployment model (all solutions):</w:t>
       </w:r>
       <w:r>
         <w:t xml:space="preserve"> </w:t>

--- a/library/_deliverables/deploy-third-party-pfx-certificate-mobile-intune/PFXMOB-Solution.docx
+++ b/library/_deliverables/deploy-third-party-pfx-certificate-mobile-intune/PFXMOB-Solution.docx
@@ -91,7 +91,7 @@
         <w:rPr>
           <w:b/>
         </w:rPr>
-        <w:t>Workplace Marketplace · Intune Solutions</w:t>
+        <w:t>White-label · Intune Solutions</w:t>
       </w:r>
     </w:p>
     <w:p>
@@ -5916,7 +5916,7 @@
         <w:t>Purpose:</w:t>
       </w:r>
       <w:r>
-        <w:t xml:space="preserve"> Establishes the "what exists today" baseline for delivering a third-party PFX to iOS: 1. Lists imported/user PFX certificate objects already in Intune/Graph (the "PFX exists in Graph" state) so you can confirm the import without assuming it delivered. 2. Reports Intune Certificate Connector health (REQUIRED for the PKCS imported-certificate path — it decrypts the imported PFX at delivery time). 3. Lists existing iOS certificate-related configuration profiles (PKCS imported certificate, trusted certificate, and custom profiles) so you can see what is already assigned. HOW TO RUN Install the Graph SDK once:  Install-Module Microsoft.Graph -Scope CurrentUser Then:  powershell -ExecutionPolicy Bypass -File .\PFXMOB-Discovery.ps1 Sign in when prompted (read scopes only). EXPECTED RESULTS A list of imported PFX objects, the Certificate Connector(s) and their state, and the iOS certificate/custom profiles present in the tenant. No changes are made. .NOTES Workplace Marketplace — Intune Solutions. Read-only. Uses documented Microsoft Graph deviceManagement endpoints via Invoke-MgGraphRequest. Reports against Microsoft Graph beta for the userPfxCertificates / ndesConnectors resources where v1.0 coverage is incomplete (clearly noted). #&gt; [CmdletBinding()] param()</w:t>
+        <w:t xml:space="preserve"> Establishes the "what exists today" baseline for delivering a third-party PFX to iOS: 1. Lists imported/user PFX certificate objects already in Intune/Graph (the "PFX exists in Graph" state) so you can confirm the import without assuming it delivered. 2. Reports Intune Certificate Connector health (REQUIRED for the PKCS imported-certificate path — it decrypts the imported PFX at delivery time). 3. Lists existing iOS certificate-related configuration profiles (PKCS imported certificate, trusted certificate, and custom profiles) so you can see what is already assigned. HOW TO RUN Install the Graph SDK once:  Install-Module Microsoft.Graph -Scope CurrentUser Then:  powershell -ExecutionPolicy Bypass -File .\PFXMOB-Discovery.ps1 Sign in when prompted (read scopes only). EXPECTED RESULTS A list of imported PFX objects, the Certificate Connector(s) and their state, and the iOS certificate/custom profiles present in the tenant. No changes are made. .NOTES Intune Solutions. Read-only. Uses documented Microsoft Graph deviceManagement endpoints via Invoke-MgGraphRequest. Reports against Microsoft Graph beta for the userPfxCertificates / ndesConnectors resources where v1.0 coverage is incomplete (clearly noted). &gt; [CmdletBinding()] param()</w:t>
       </w:r>
     </w:p>
     <w:p>
@@ -5927,7 +5927,7 @@
         <w:t>How to run:</w:t>
       </w:r>
       <w:r>
-        <w:t xml:space="preserve"> Install the Graph SDK once:  Install-Module Microsoft.Graph -Scope CurrentUser Then:  powershell -ExecutionPolicy Bypass -File .\PFXMOB-Discovery.ps1 Sign in when prompted (read scopes only). EXPECTED RESULTS A list of imported PFX objects, the Certificate Connector(s) and their state, and the iOS certificate/custom profiles present in the tenant. No changes are made. .NOTES Workplace Marketplace — Intune Solutions. Read-only. Uses documented Microsoft Graph deviceManagement endpoints via Invoke-MgGraphRequest. Reports against Microsoft Graph beta for the userPfxCertificates / ndesConnectors resources where v1.0 coverage is incomplete (clearly noted). #&gt; [CmdletBinding()] param()</w:t>
+        <w:t xml:space="preserve"> Install the Graph SDK once:  Install-Module Microsoft.Graph -Scope CurrentUser Then:  powershell -ExecutionPolicy Bypass -File .\PFXMOB-Discovery.ps1 Sign in when prompted (read scopes only). EXPECTED RESULTS A list of imported PFX objects, the Certificate Connector(s) and their state, and the iOS certificate/custom profiles present in the tenant. No changes are made. .NOTES Intune Solutions. Read-only. Uses documented Microsoft Graph deviceManagement endpoints via Invoke-MgGraphRequest. Reports against Microsoft Graph beta for the userPfxCertificates / ndesConnectors resources where v1.0 coverage is incomplete (clearly noted). &gt; [CmdletBinding()] param()</w:t>
       </w:r>
     </w:p>
     <w:p>
@@ -5967,7 +5967,7 @@
         <w:t xml:space="preserve"> -PfxPath 'C:\secure\app-cert.pfx' </w:t>
       </w:r>
       <w:r>
-        <w:t xml:space="preserve"> -UserUpn 'Intune.Cert.&lt;service&gt;@&lt;your-domain&gt;' ` -IntendedPurpose smimeEncryption Or pass the password non-interactively as a SecureString via -PfxPassword (still never plain text). EXPECTED RESULTS The third-party PFX imported into Intune as a userPfxCertificate object for the target user. Confirm with PFXMOB-Discovery.ps1, then assign a "PKCS imported certificate" profile (PFX Imported - iOS App Cert - Pilot) to the user/group — the object alone does NOT deploy. .NOTES Workplace Marketplace — Intune Solutions. Requires write scope. Privacy: use the neutral placeholder Intune.Cert.&lt;service&gt;@&lt;your-domain&gt; — never a real tenant UPN. #&gt; [CmdletBinding(SupportsShouldProcess)] param( [Parameter(Mandatory)] [ValidateScript({ Test-Path $_ })] [string] $PfxPath, [Parameter(Mandatory)] [string] $UserUpn, # S/MIME-oriented options per the imported-PFX model. Choose what the app expects. [ValidateSet('unassigned','smimeEncryption','smimeSigning')] [string] $IntendedPurpose = 'smimeEncryption', [System.Security.SecureString] $PfxPassword )</w:t>
+        <w:t xml:space="preserve"> -UserUpn 'Intune.Cert.&lt;service&gt;@&lt;your-domain&gt;' ` -IntendedPurpose smimeEncryption Or pass the password non-interactively as a SecureString via -PfxPassword (still never plain text). EXPECTED RESULTS The third-party PFX imported into Intune as a userPfxCertificate object for the target user. Confirm with PFXMOB-Discovery.ps1, then assign a "PKCS imported certificate" profile (PFX Imported - iOS App Cert - Pilot) to the user/group — the object alone does NOT deploy. .NOTES Intune Solutions. Requires write scope. Privacy: use the neutral placeholder Intune.Cert.&lt;service&gt;@&lt;your-domain&gt; — never a real tenant UPN. &gt; [CmdletBinding(SupportsShouldProcess)] param( [Parameter(Mandatory)] [ValidateScript({ Test-Path $_ })] [string] $PfxPath, [Parameter(Mandatory)] [string] $UserUpn, S/MIME-oriented options per the imported-PFX model. Choose what the app expects. [ValidateSet('unassigned','smimeEncryption','smimeSigning')] [string] $IntendedPurpose = 'smimeEncryption', [System.Security.SecureString] $PfxPassword )</w:t>
       </w:r>
     </w:p>
     <w:p>
@@ -5986,7 +5986,7 @@
         <w:t>Purpose:</w:t>
       </w:r>
       <w:r>
-        <w:t xml:space="preserve"> Addresses the most common cause of "PFX exists in Graph but won't deploy": the delivery profile is not assigned to the device's group, or the device has not synced. This script: 1. Confirms the delivery profile exists and is assigned to the target group; if missing, ADDS the group assignment (Path A: PKCS imported certificate profile; Path B: custom PKCS12 profile). 2. Re-triggers a sync on the targeted managed devices so the profile re-applies. It is intentionally conservative: by default it only REPORTS what it would do. HOW TO RUN Preview (default):  powershell -ExecutionPolicy Bypass -File .\PFXMOB-Remediation.ps1 ` -ProfileName 'PFX Imported - iOS App Cert - Pilot' -GroupName 'iOS App Cert - Pilot' Apply changes:      add  -Apply EXPECTED RESULTS WhatIf: a list of the assignment/sync actions that WOULD be taken. Apply : the group assignment added (if missing) and a sync requested on member devices. .NOTES Workplace Marketplace — Intune Solutions. Write actions require -Apply and the DeviceManagementConfiguration.ReadWrite.All / DeviceManagementManagedDevices.PrivilegedOperations.All scopes. Documented Graph endpoints (deviceConfigurations/assign, managedDevices/syncDevice). #&gt; [CmdletBinding(SupportsShouldProcess)] param( [Parameter(Mandatory)] [string] $ProfileName, [Parameter(Mandatory)] [string] $GroupName, [switch] $Apply ) # -WhatIf semantics: default to preview unless -Apply is given. if (-not $Apply) { $WhatIfPreference = $true; Write-Host "[WhatIf default] No changes will be made. Pass -Apply to execute." -ForegroundColor Yellow }</w:t>
+        <w:t xml:space="preserve"> Addresses the most common cause of "PFX exists in Graph but won't deploy": the delivery profile is not assigned to the device's group, or the device has not synced. This script: 1. Confirms the delivery profile exists and is assigned to the target group; if missing, ADDS the group assignment (Path A: PKCS imported certificate profile; Path B: custom PKCS12 profile). 2. Re-triggers a sync on the targeted managed devices so the profile re-applies. It is intentionally conservative: by default it only REPORTS what it would do. HOW TO RUN Preview (default):  powershell -ExecutionPolicy Bypass -File .\PFXMOB-Remediation.ps1 ` -ProfileName 'PFX Imported - iOS App Cert - Pilot' -GroupName 'iOS App Cert - Pilot' Apply changes:      add  -Apply EXPECTED RESULTS WhatIf: a list of the assignment/sync actions that WOULD be taken. Apply : the group assignment added (if missing) and a sync requested on member devices. .NOTES Intune Solutions. Write actions require -Apply and the DeviceManagementConfiguration.ReadWrite.All / DeviceManagementManagedDevices.PrivilegedOperations.All scopes. Documented Graph endpoints (deviceConfigurations/assign, managedDevices/syncDevice). &gt; [CmdletBinding(SupportsShouldProcess)] param( [Parameter(Mandatory)] [string] $ProfileName, [Parameter(Mandatory)] [string] $GroupName, [switch] $Apply ) -WhatIf semantics: default to preview unless -Apply is given. if (-not $Apply) { $WhatIfPreference = $true; Write-Host "[WhatIf default] No changes will be made. Pass -Apply to execute." -ForegroundColor Yellow }</w:t>
       </w:r>
     </w:p>
     <w:p>
@@ -5997,7 +5997,7 @@
         <w:t>How to run:</w:t>
       </w:r>
       <w:r>
-        <w:t xml:space="preserve"> Preview (default):  powershell -ExecutionPolicy Bypass -File .\PFXMOB-Remediation.ps1 ` -ProfileName 'PFX Imported - iOS App Cert - Pilot' -GroupName 'iOS App Cert - Pilot' Apply changes:      add  -Apply EXPECTED RESULTS WhatIf: a list of the assignment/sync actions that WOULD be taken. Apply : the group assignment added (if missing) and a sync requested on member devices. .NOTES Workplace Marketplace — Intune Solutions. Write actions require -Apply and the DeviceManagementConfiguration.ReadWrite.All / DeviceManagementManagedDevices.PrivilegedOperations.All scopes. Documented Graph endpoints (deviceConfigurations/assign, managedDevices/syncDevice). #&gt; [CmdletBinding(SupportsShouldProcess)] param( [Parameter(Mandatory)] [string] $ProfileName, [Parameter(Mandatory)] [string] $GroupName, [switch] $Apply ) # -WhatIf semantics: default to preview unless -Apply is given. if (-not $Apply) { $WhatIfPreference = $true; Write-Host "[WhatIf default] No changes will be made. Pass -Apply to execute." -ForegroundColor Yellow }</w:t>
+        <w:t xml:space="preserve"> Preview (default):  powershell -ExecutionPolicy Bypass -File .\PFXMOB-Remediation.ps1 ` -ProfileName 'PFX Imported - iOS App Cert - Pilot' -GroupName 'iOS App Cert - Pilot' Apply changes:      add  -Apply EXPECTED RESULTS WhatIf: a list of the assignment/sync actions that WOULD be taken. Apply : the group assignment added (if missing) and a sync requested on member devices. .NOTES Intune Solutions. Write actions require -Apply and the DeviceManagementConfiguration.ReadWrite.All / DeviceManagementManagedDevices.PrivilegedOperations.All scopes. Documented Graph endpoints (deviceConfigurations/assign, managedDevices/syncDevice). &gt; [CmdletBinding(SupportsShouldProcess)] param( [Parameter(Mandatory)] [string] $ProfileName, [Parameter(Mandatory)] [string] $GroupName, [switch] $Apply ) -WhatIf semantics: default to preview unless -Apply is given. if (-not $Apply) { $WhatIfPreference = $true; Write-Host "[WhatIf default] No changes will be made. Pass -Apply to execute." -ForegroundColor Yellow }</w:t>
       </w:r>
     </w:p>
     <w:p>
@@ -6016,7 +6016,7 @@
         <w:t>Purpose:</w:t>
       </w:r>
       <w:r>
-        <w:t xml:space="preserve"> Produces a per-device deployment summary across the certificate profiles used by this solution (the trusted chain profile and the delivery profile), so you can see at a glance which devices have the certificate delivered and which are pending/failed. HOW TO RUN powershell -ExecutionPolicy Bypass -File .\PFXMOB-Report.ps1 Optional:  -ProfileNames @('Trusted Root - Org CA - iOS','PFX Imported - iOS App Cert - Pilot') Optional:  -CsvPath .\pfx-report.csv   (also writes a CSV) EXPECTED RESULTS A table of device | profile | state, plus a per-state count. No changes are made. .NOTES Workplace Marketplace — Intune Solutions. Read-only. Documented Graph endpoints (deviceConfigurations + deviceStatuses). #&gt; [CmdletBinding()] param( [string[]] $ProfileNames = @( 'Trusted Root - Org CA - iOS', 'PFX Imported - iOS App Cert - Pilot', 'PFX Imported - iOS App Cert - Broad', 'Custom PKCS12 - iOS App Cert - Pilot', 'Custom PKCS12 - iOS App Cert - Broad'), [string] $CsvPath )</w:t>
+        <w:t xml:space="preserve"> Produces a per-device deployment summary across the certificate profiles used by this solution (the trusted chain profile and the delivery profile), so you can see at a glance which devices have the certificate delivered and which are pending/failed. HOW TO RUN powershell -ExecutionPolicy Bypass -File .\PFXMOB-Report.ps1 Optional:  -ProfileNames @('Trusted Root - Org CA - iOS','PFX Imported - iOS App Cert - Pilot') Optional:  -CsvPath .\pfx-report.csv   (also writes a CSV) EXPECTED RESULTS A table of device | profile | state, plus a per-state count. No changes are made. .NOTES Intune Solutions. Read-only. Documented Graph endpoints (deviceConfigurations + deviceStatuses). &gt; [CmdletBinding()] param( [string[]] $ProfileNames = @( 'Trusted Root - Org CA - iOS', 'PFX Imported - iOS App Cert - Pilot', 'PFX Imported - iOS App Cert - Broad', 'Custom PKCS12 - iOS App Cert - Pilot', 'Custom PKCS12 - iOS App Cert - Broad'), [string] $CsvPath )</w:t>
       </w:r>
     </w:p>
     <w:p>
@@ -6027,7 +6027,7 @@
         <w:t>How to run:</w:t>
       </w:r>
       <w:r>
-        <w:t xml:space="preserve"> powershell -ExecutionPolicy Bypass -File .\PFXMOB-Report.ps1 Optional:  -ProfileNames @('Trusted Root - Org CA - iOS','PFX Imported - iOS App Cert - Pilot') Optional:  -CsvPath .\pfx-report.csv   (also writes a CSV) EXPECTED RESULTS A table of device | profile | state, plus a per-state count. No changes are made. .NOTES Workplace Marketplace — Intune Solutions. Read-only. Documented Graph endpoints (deviceConfigurations + deviceStatuses). #&gt; [CmdletBinding()] param( [string[]] $ProfileNames = @( 'Trusted Root - Org CA - iOS', 'PFX Imported - iOS App Cert - Pilot', 'PFX Imported - iOS App Cert - Broad', 'Custom PKCS12 - iOS App Cert - Pilot', 'Custom PKCS12 - iOS App Cert - Broad'), [string] $CsvPath )</w:t>
+        <w:t xml:space="preserve"> powershell -ExecutionPolicy Bypass -File .\PFXMOB-Report.ps1 Optional:  -ProfileNames @('Trusted Root - Org CA - iOS','PFX Imported - iOS App Cert - Pilot') Optional:  -CsvPath .\pfx-report.csv   (also writes a CSV) EXPECTED RESULTS A table of device | profile | state, plus a per-state count. No changes are made. .NOTES Intune Solutions. Read-only. Documented Graph endpoints (deviceConfigurations + deviceStatuses). &gt; [CmdletBinding()] param( [string[]] $ProfileNames = @( 'Trusted Root - Org CA - iOS', 'PFX Imported - iOS App Cert - Pilot', 'PFX Imported - iOS App Cert - Broad', 'Custom PKCS12 - iOS App Cert - Pilot', 'Custom PKCS12 - iOS App Cert - Broad'), [string] $CsvPath )</w:t>
       </w:r>
     </w:p>
     <w:p>
@@ -6046,7 +6046,7 @@
         <w:t>Purpose:</w:t>
       </w:r>
       <w:r>
-        <w:t xml:space="preserve"> For a target iOS device, confirms (via Microsoft Graph) that: 1. The device exists and is enrolled/managed. 2. The trusted certificate profile (Trusted Root - Org CA - iOS) reports Succeeded. 3. The delivery profile (PFX Imported - iOS App Cert - Pilot, OR Custom PKCS12 - iOS App Cert - Pilot) reports Succeeded for the device. This validates the Intune DELIVERY only. Whether the target app can READ the identity from the keychain is governed by the app vendor (keychain access group / App Configuration) and is confirmed by opening the app — see the Troubleshooting Guide, section E. HOW TO RUN powershell -ExecutionPolicy Bypass -File .\PFXMOB-Validation.ps1 -DeviceName 'iPad-Pilot-01' (Or pass -DeviceId for an exact Intune managed-device id.) EXPECTED RESULTS Per-profile deployment status for the device; a clear PASS when both the chain profile and the delivery profile show Succeeded. .NOTES Workplace Marketplace — Intune Solutions. Read-only. Documented Graph endpoints (deviceManagement/managedDevices and per-device configuration state). #&gt; [CmdletBinding(DefaultParameterSetName='ByName')] param( [Parameter(ParameterSetName='ByName', Mandatory)] [string] $DeviceName, [Parameter(ParameterSetName='ById',   Mandatory)] [string] $DeviceId, [string] $ChainProfileName    = 'Trusted Root - Org CA - iOS', [string[]] $DeliveryProfileNames = @('PFX Imported - iOS App Cert - Pilot','Custom PKCS12 - iOS App Cert - Pilot') )</w:t>
+        <w:t xml:space="preserve"> For a target iOS device, confirms (via Microsoft Graph) that: 1. The device exists and is enrolled/managed. 2. The trusted certificate profile (Trusted Root - Org CA - iOS) reports Succeeded. 3. The delivery profile (PFX Imported - iOS App Cert - Pilot, OR Custom PKCS12 - iOS App Cert - Pilot) reports Succeeded for the device. This validates the Intune DELIVERY only. Whether the target app can READ the identity from the keychain is governed by the app vendor (keychain access group / App Configuration) and is confirmed by opening the app — see the Troubleshooting Guide, section E. HOW TO RUN powershell -ExecutionPolicy Bypass -File .\PFXMOB-Validation.ps1 -DeviceName 'iPad-Pilot-01' (Or pass -DeviceId for an exact Intune managed-device id.) EXPECTED RESULTS Per-profile deployment status for the device; a clear PASS when both the chain profile and the delivery profile show Succeeded. .NOTES Intune Solutions. Read-only. Documented Graph endpoints (deviceManagement/managedDevices and per-device configuration state). &gt; [CmdletBinding(DefaultParameterSetName='ByName')] param( [Parameter(ParameterSetName='ByName', Mandatory)] [string] $DeviceName, [Parameter(ParameterSetName='ById',   Mandatory)] [string] $DeviceId, [string] $ChainProfileName    = 'Trusted Root - Org CA - iOS', [string[]] $DeliveryProfileNames = @('PFX Imported - iOS App Cert - Pilot','Custom PKCS12 - iOS App Cert - Pilot') )</w:t>
       </w:r>
     </w:p>
     <w:p>
@@ -6057,7 +6057,7 @@
         <w:t>How to run:</w:t>
       </w:r>
       <w:r>
-        <w:t xml:space="preserve"> powershell -ExecutionPolicy Bypass -File .\PFXMOB-Validation.ps1 -DeviceName 'iPad-Pilot-01' (Or pass -DeviceId for an exact Intune managed-device id.) EXPECTED RESULTS Per-profile deployment status for the device; a clear PASS when both the chain profile and the delivery profile show Succeeded. .NOTES Workplace Marketplace — Intune Solutions. Read-only. Documented Graph endpoints (deviceManagement/managedDevices and per-device configuration state). #&gt; [CmdletBinding(DefaultParameterSetName='ByName')] param( [Parameter(ParameterSetName='ByName', Mandatory)] [string] $DeviceName, [Parameter(ParameterSetName='ById',   Mandatory)] [string] $DeviceId, [string] $ChainProfileName    = 'Trusted Root - Org CA - iOS', [string[]] $DeliveryProfileNames = @('PFX Imported - iOS App Cert - Pilot','Custom PKCS12 - iOS App Cert - Pilot') )</w:t>
+        <w:t xml:space="preserve"> powershell -ExecutionPolicy Bypass -File .\PFXMOB-Validation.ps1 -DeviceName 'iPad-Pilot-01' (Or pass -DeviceId for an exact Intune managed-device id.) EXPECTED RESULTS Per-profile deployment status for the device; a clear PASS when both the chain profile and the delivery profile show Succeeded. .NOTES Intune Solutions. Read-only. Documented Graph endpoints (deviceManagement/managedDevices and per-device configuration state). &gt; [CmdletBinding(DefaultParameterSetName='ByName')] param( [Parameter(ParameterSetName='ByName', Mandatory)] [string] $DeviceName, [Parameter(ParameterSetName='ById',   Mandatory)] [string] $DeviceId, [string] $ChainProfileName    = 'Trusted Root - Org CA - iOS', [string[]] $DeliveryProfileNames = @('PFX Imported - iOS App Cert - Pilot','Custom PKCS12 - iOS App Cert - Pilot') )</w:t>
       </w:r>
     </w:p>
     <w:sectPr>
